--- a/Documents/bugriport.docx
+++ b/Documents/bugriport.docx
@@ -1,6 +1,6 @@
 
 <file path=word/document.xml><?xml version="1.0" encoding="utf-8"?>
-<w:document xmlns:o="urn:schemas-microsoft-com:office:office" xmlns:r="http://schemas.openxmlformats.org/officeDocument/2006/relationships" xmlns:v="urn:schemas-microsoft-com:vml" xmlns:w="http://schemas.openxmlformats.org/wordprocessingml/2006/main" xmlns:w10="urn:schemas-microsoft-com:office:word" xmlns:wp="http://schemas.openxmlformats.org/drawingml/2006/wordprocessingDrawing" xmlns:wps="http://schemas.microsoft.com/office/word/2010/wordprocessingShape" xmlns:wpg="http://schemas.microsoft.com/office/word/2010/wordprocessingGroup" xmlns:mc="http://schemas.openxmlformats.org/markup-compatibility/2006" xmlns:wp14="http://schemas.microsoft.com/office/word/2010/wordprocessingDrawing" xmlns:w14="http://schemas.microsoft.com/office/word/2010/wordml" xmlns:w15="http://schemas.microsoft.com/office/word/2012/wordml" mc:Ignorable="w14 wp14 w15">
+<w:document xmlns:o="urn:schemas-microsoft-com:office:office" xmlns:r="http://schemas.openxmlformats.org/officeDocument/2006/relationships" xmlns:v="urn:schemas-microsoft-com:vml" xmlns:w="http://schemas.openxmlformats.org/wordprocessingml/2006/main" xmlns:w10="urn:schemas-microsoft-com:office:word" xmlns:wp="http://schemas.openxmlformats.org/drawingml/2006/wordprocessingDrawing" xmlns:pic="http://schemas.openxmlformats.org/drawingml/2006/picture" xmlns:wps="http://schemas.microsoft.com/office/word/2010/wordprocessingShape" xmlns:wpg="http://schemas.microsoft.com/office/word/2010/wordprocessingGroup" xmlns:mc="http://schemas.openxmlformats.org/markup-compatibility/2006" xmlns:wp14="http://schemas.microsoft.com/office/word/2010/wordprocessingDrawing" xmlns:w14="http://schemas.microsoft.com/office/word/2010/wordml" xmlns:w15="http://schemas.microsoft.com/office/word/2012/wordml" mc:Ignorable="w14 wp14 w15">
   <w:body>
     <w:p>
       <w:pPr>
@@ -76,7 +76,7 @@
       </w:tblPr>
       <w:tblGrid>
         <w:gridCol w:w="4985"/>
-        <w:gridCol w:w="4986"/>
+        <w:gridCol w:w="4987"/>
       </w:tblGrid>
       <w:tr>
         <w:trPr>
@@ -110,7 +110,7 @@
         </w:tc>
         <w:tc>
           <w:tcPr>
-            <w:tcW w:w="4986" w:type="dxa"/>
+            <w:tcW w:w="4987" w:type="dxa"/>
             <w:tcBorders>
               <w:top w:val="single" w:sz="4" w:space="0" w:color="000000"/>
               <w:left w:val="single" w:sz="4" w:space="0" w:color="000000"/>
@@ -165,7 +165,7 @@
         </w:tc>
         <w:tc>
           <w:tcPr>
-            <w:tcW w:w="4986" w:type="dxa"/>
+            <w:tcW w:w="4987" w:type="dxa"/>
             <w:tcBorders>
               <w:left w:val="single" w:sz="4" w:space="0" w:color="000000"/>
               <w:bottom w:val="single" w:sz="4" w:space="0" w:color="000000"/>
@@ -219,7 +219,7 @@
         </w:tc>
         <w:tc>
           <w:tcPr>
-            <w:tcW w:w="4986" w:type="dxa"/>
+            <w:tcW w:w="4987" w:type="dxa"/>
             <w:tcBorders>
               <w:left w:val="single" w:sz="4" w:space="0" w:color="000000"/>
               <w:bottom w:val="single" w:sz="4" w:space="0" w:color="000000"/>
@@ -239,13 +239,7 @@
               <w:rPr>
                 <w:lang w:val="hu-HU" w:eastAsia="zh-CN" w:bidi="hi-IN"/>
               </w:rPr>
-              <w:t>1.</w:t>
-            </w:r>
-            <w:r>
-              <w:rPr>
-                <w:lang w:val="hu-HU" w:eastAsia="zh-CN" w:bidi="hi-IN"/>
-              </w:rPr>
-              <w:t>1</w:t>
+              <w:t>1.1</w:t>
             </w:r>
           </w:p>
         </w:tc>
@@ -279,7 +273,7 @@
         </w:tc>
         <w:tc>
           <w:tcPr>
-            <w:tcW w:w="4986" w:type="dxa"/>
+            <w:tcW w:w="4987" w:type="dxa"/>
             <w:tcBorders>
               <w:left w:val="single" w:sz="4" w:space="0" w:color="000000"/>
               <w:bottom w:val="single" w:sz="4" w:space="0" w:color="000000"/>
@@ -299,13 +293,7 @@
               <w:rPr>
                 <w:lang w:val="hu-HU" w:eastAsia="zh-CN" w:bidi="hi-IN"/>
               </w:rPr>
-              <w:t>2026. október 0</w:t>
-            </w:r>
-            <w:r>
-              <w:rPr>
-                <w:lang w:val="hu-HU" w:eastAsia="zh-CN" w:bidi="hi-IN"/>
-              </w:rPr>
-              <w:t>5</w:t>
+              <w:t>2026. október 05</w:t>
             </w:r>
           </w:p>
         </w:tc>
@@ -339,7 +327,7 @@
         </w:tc>
         <w:tc>
           <w:tcPr>
-            <w:tcW w:w="4986" w:type="dxa"/>
+            <w:tcW w:w="4987" w:type="dxa"/>
             <w:tcBorders>
               <w:left w:val="single" w:sz="4" w:space="0" w:color="000000"/>
               <w:bottom w:val="single" w:sz="4" w:space="0" w:color="000000"/>
@@ -473,7 +461,7 @@
       </w:tblPr>
       <w:tblGrid>
         <w:gridCol w:w="4985"/>
-        <w:gridCol w:w="4986"/>
+        <w:gridCol w:w="4987"/>
       </w:tblGrid>
       <w:tr>
         <w:trPr>
@@ -507,7 +495,7 @@
         </w:tc>
         <w:tc>
           <w:tcPr>
-            <w:tcW w:w="4986" w:type="dxa"/>
+            <w:tcW w:w="4987" w:type="dxa"/>
             <w:tcBorders>
               <w:top w:val="single" w:sz="4" w:space="0" w:color="000000"/>
               <w:left w:val="single" w:sz="4" w:space="0" w:color="000000"/>
@@ -562,7 +550,7 @@
         </w:tc>
         <w:tc>
           <w:tcPr>
-            <w:tcW w:w="4986" w:type="dxa"/>
+            <w:tcW w:w="4987" w:type="dxa"/>
             <w:tcBorders>
               <w:left w:val="single" w:sz="4" w:space="0" w:color="000000"/>
               <w:bottom w:val="single" w:sz="4" w:space="0" w:color="000000"/>
@@ -616,7 +604,7 @@
         </w:tc>
         <w:tc>
           <w:tcPr>
-            <w:tcW w:w="4986" w:type="dxa"/>
+            <w:tcW w:w="4987" w:type="dxa"/>
             <w:tcBorders>
               <w:left w:val="single" w:sz="4" w:space="0" w:color="000000"/>
               <w:bottom w:val="single" w:sz="4" w:space="0" w:color="000000"/>
@@ -670,7 +658,7 @@
         </w:tc>
         <w:tc>
           <w:tcPr>
-            <w:tcW w:w="4986" w:type="dxa"/>
+            <w:tcW w:w="4987" w:type="dxa"/>
             <w:tcBorders>
               <w:left w:val="single" w:sz="4" w:space="0" w:color="000000"/>
               <w:bottom w:val="single" w:sz="4" w:space="0" w:color="000000"/>
@@ -724,7 +712,7 @@
         </w:tc>
         <w:tc>
           <w:tcPr>
-            <w:tcW w:w="4986" w:type="dxa"/>
+            <w:tcW w:w="4987" w:type="dxa"/>
             <w:tcBorders>
               <w:left w:val="single" w:sz="4" w:space="0" w:color="000000"/>
               <w:bottom w:val="single" w:sz="4" w:space="0" w:color="000000"/>
@@ -778,7 +766,7 @@
         </w:tc>
         <w:tc>
           <w:tcPr>
-            <w:tcW w:w="4986" w:type="dxa"/>
+            <w:tcW w:w="4987" w:type="dxa"/>
             <w:tcBorders>
               <w:left w:val="single" w:sz="4" w:space="0" w:color="000000"/>
               <w:bottom w:val="single" w:sz="4" w:space="0" w:color="000000"/>
@@ -1280,7 +1268,7 @@
       </w:tblPr>
       <w:tblGrid>
         <w:gridCol w:w="4985"/>
-        <w:gridCol w:w="4986"/>
+        <w:gridCol w:w="4987"/>
       </w:tblGrid>
       <w:tr>
         <w:trPr>
@@ -1314,7 +1302,7 @@
         </w:tc>
         <w:tc>
           <w:tcPr>
-            <w:tcW w:w="4986" w:type="dxa"/>
+            <w:tcW w:w="4987" w:type="dxa"/>
             <w:tcBorders>
               <w:top w:val="single" w:sz="4" w:space="0" w:color="000000"/>
               <w:left w:val="single" w:sz="4" w:space="0" w:color="000000"/>
@@ -1369,7 +1357,7 @@
         </w:tc>
         <w:tc>
           <w:tcPr>
-            <w:tcW w:w="4986" w:type="dxa"/>
+            <w:tcW w:w="4987" w:type="dxa"/>
             <w:tcBorders>
               <w:left w:val="single" w:sz="4" w:space="0" w:color="000000"/>
               <w:bottom w:val="single" w:sz="4" w:space="0" w:color="000000"/>
@@ -1422,7 +1410,7 @@
         </w:tc>
         <w:tc>
           <w:tcPr>
-            <w:tcW w:w="4986" w:type="dxa"/>
+            <w:tcW w:w="4987" w:type="dxa"/>
             <w:tcBorders>
               <w:left w:val="single" w:sz="4" w:space="0" w:color="000000"/>
               <w:bottom w:val="single" w:sz="4" w:space="0" w:color="000000"/>
@@ -1475,7 +1463,7 @@
         </w:tc>
         <w:tc>
           <w:tcPr>
-            <w:tcW w:w="4986" w:type="dxa"/>
+            <w:tcW w:w="4987" w:type="dxa"/>
             <w:tcBorders>
               <w:left w:val="single" w:sz="4" w:space="0" w:color="000000"/>
               <w:bottom w:val="single" w:sz="4" w:space="0" w:color="000000"/>
@@ -1528,7 +1516,7 @@
         </w:tc>
         <w:tc>
           <w:tcPr>
-            <w:tcW w:w="4986" w:type="dxa"/>
+            <w:tcW w:w="4987" w:type="dxa"/>
             <w:tcBorders>
               <w:left w:val="single" w:sz="4" w:space="0" w:color="000000"/>
               <w:bottom w:val="single" w:sz="4" w:space="0" w:color="000000"/>
@@ -1613,7 +1601,7 @@
         <w:gridCol w:w="1425"/>
         <w:gridCol w:w="1424"/>
         <w:gridCol w:w="1425"/>
-        <w:gridCol w:w="1424"/>
+        <w:gridCol w:w="1425"/>
       </w:tblGrid>
       <w:tr>
         <w:trPr>
@@ -1777,7 +1765,7 @@
         </w:tc>
         <w:tc>
           <w:tcPr>
-            <w:tcW w:w="1424" w:type="dxa"/>
+            <w:tcW w:w="1425" w:type="dxa"/>
             <w:tcBorders>
               <w:top w:val="single" w:sz="4" w:space="0" w:color="000000"/>
               <w:left w:val="single" w:sz="4" w:space="0" w:color="000000"/>
@@ -1950,12 +1938,13 @@
               <w:rPr>
                 <w:lang w:val="hu-HU" w:eastAsia="zh-CN" w:bidi="hi-IN"/>
               </w:rPr>
-            </w:r>
-          </w:p>
-        </w:tc>
-        <w:tc>
-          <w:tcPr>
-            <w:tcW w:w="1424" w:type="dxa"/>
+              <w:t>PHP-ban ellenőrzi a „@” és a .TLD létezését</w:t>
+            </w:r>
+          </w:p>
+        </w:tc>
+        <w:tc>
+          <w:tcPr>
+            <w:tcW w:w="1425" w:type="dxa"/>
             <w:tcBorders>
               <w:left w:val="single" w:sz="4" w:space="0" w:color="000000"/>
               <w:bottom w:val="single" w:sz="4" w:space="0" w:color="000000"/>
@@ -2127,12 +2116,13 @@
               <w:rPr>
                 <w:lang w:val="hu-HU" w:eastAsia="zh-CN" w:bidi="hi-IN"/>
               </w:rPr>
-            </w:r>
-          </w:p>
-        </w:tc>
-        <w:tc>
-          <w:tcPr>
-            <w:tcW w:w="1424" w:type="dxa"/>
+              <w:t>PHP-ban a visszalépés letiltott</w:t>
+            </w:r>
+          </w:p>
+        </w:tc>
+        <w:tc>
+          <w:tcPr>
+            <w:tcW w:w="1425" w:type="dxa"/>
             <w:tcBorders>
               <w:left w:val="single" w:sz="4" w:space="0" w:color="000000"/>
               <w:bottom w:val="single" w:sz="4" w:space="0" w:color="000000"/>
@@ -2310,7 +2300,7 @@
         </w:tc>
         <w:tc>
           <w:tcPr>
-            <w:tcW w:w="1424" w:type="dxa"/>
+            <w:tcW w:w="1425" w:type="dxa"/>
             <w:tcBorders>
               <w:left w:val="single" w:sz="4" w:space="0" w:color="000000"/>
               <w:bottom w:val="single" w:sz="4" w:space="0" w:color="000000"/>
@@ -2483,12 +2473,13 @@
               <w:rPr>
                 <w:lang w:val="hu-HU" w:eastAsia="zh-CN" w:bidi="hi-IN"/>
               </w:rPr>
-            </w:r>
-          </w:p>
-        </w:tc>
-        <w:tc>
-          <w:tcPr>
-            <w:tcW w:w="1424" w:type="dxa"/>
+              <w:t>Trim() így üres lenne, amit nem fogad el a PHP</w:t>
+            </w:r>
+          </w:p>
+        </w:tc>
+        <w:tc>
+          <w:tcPr>
+            <w:tcW w:w="1425" w:type="dxa"/>
             <w:tcBorders>
               <w:left w:val="single" w:sz="4" w:space="0" w:color="000000"/>
               <w:bottom w:val="single" w:sz="4" w:space="0" w:color="000000"/>
@@ -2661,12 +2652,13 @@
               <w:rPr>
                 <w:lang w:val="hu-HU" w:eastAsia="zh-CN" w:bidi="hi-IN"/>
               </w:rPr>
-            </w:r>
-          </w:p>
-        </w:tc>
-        <w:tc>
-          <w:tcPr>
-            <w:tcW w:w="1424" w:type="dxa"/>
+              <w:t>Adatbázis javítva, űjra tervezve</w:t>
+            </w:r>
+          </w:p>
+        </w:tc>
+        <w:tc>
+          <w:tcPr>
+            <w:tcW w:w="1425" w:type="dxa"/>
             <w:tcBorders>
               <w:left w:val="single" w:sz="4" w:space="0" w:color="000000"/>
               <w:bottom w:val="single" w:sz="4" w:space="0" w:color="000000"/>
@@ -2686,7 +2678,7 @@
               <w:rPr>
                 <w:lang w:val="hu-HU" w:eastAsia="zh-CN" w:bidi="hi-IN"/>
               </w:rPr>
-              <w:t>Új</w:t>
+              <w:t>Javítva</w:t>
             </w:r>
           </w:p>
         </w:tc>
@@ -2844,7 +2836,7 @@
         </w:tc>
         <w:tc>
           <w:tcPr>
-            <w:tcW w:w="1424" w:type="dxa"/>
+            <w:tcW w:w="1425" w:type="dxa"/>
             <w:tcBorders>
               <w:left w:val="single" w:sz="4" w:space="0" w:color="000000"/>
               <w:bottom w:val="single" w:sz="4" w:space="0" w:color="000000"/>
@@ -3612,7 +3604,7 @@
       </w:tblPr>
       <w:tblGrid>
         <w:gridCol w:w="4985"/>
-        <w:gridCol w:w="4986"/>
+        <w:gridCol w:w="4987"/>
       </w:tblGrid>
       <w:tr>
         <w:trPr>
@@ -3646,7 +3638,7 @@
         </w:tc>
         <w:tc>
           <w:tcPr>
-            <w:tcW w:w="4986" w:type="dxa"/>
+            <w:tcW w:w="4987" w:type="dxa"/>
             <w:tcBorders>
               <w:top w:val="single" w:sz="4" w:space="0" w:color="000000"/>
               <w:left w:val="single" w:sz="4" w:space="0" w:color="000000"/>
@@ -3701,7 +3693,7 @@
         </w:tc>
         <w:tc>
           <w:tcPr>
-            <w:tcW w:w="4986" w:type="dxa"/>
+            <w:tcW w:w="4987" w:type="dxa"/>
             <w:tcBorders>
               <w:left w:val="single" w:sz="4" w:space="0" w:color="000000"/>
               <w:bottom w:val="single" w:sz="4" w:space="0" w:color="000000"/>
@@ -3755,7 +3747,7 @@
         </w:tc>
         <w:tc>
           <w:tcPr>
-            <w:tcW w:w="4986" w:type="dxa"/>
+            <w:tcW w:w="4987" w:type="dxa"/>
             <w:tcBorders>
               <w:left w:val="single" w:sz="4" w:space="0" w:color="000000"/>
               <w:bottom w:val="single" w:sz="4" w:space="0" w:color="000000"/>
@@ -3809,7 +3801,7 @@
         </w:tc>
         <w:tc>
           <w:tcPr>
-            <w:tcW w:w="4986" w:type="dxa"/>
+            <w:tcW w:w="4987" w:type="dxa"/>
             <w:tcBorders>
               <w:left w:val="single" w:sz="4" w:space="0" w:color="000000"/>
               <w:bottom w:val="single" w:sz="4" w:space="0" w:color="000000"/>
@@ -3863,7 +3855,7 @@
         </w:tc>
         <w:tc>
           <w:tcPr>
-            <w:tcW w:w="4986" w:type="dxa"/>
+            <w:tcW w:w="4987" w:type="dxa"/>
             <w:tcBorders>
               <w:left w:val="single" w:sz="4" w:space="0" w:color="000000"/>
               <w:bottom w:val="single" w:sz="4" w:space="0" w:color="000000"/>
@@ -3917,7 +3909,7 @@
         </w:tc>
         <w:tc>
           <w:tcPr>
-            <w:tcW w:w="4986" w:type="dxa"/>
+            <w:tcW w:w="4987" w:type="dxa"/>
             <w:tcBorders>
               <w:left w:val="single" w:sz="4" w:space="0" w:color="000000"/>
               <w:bottom w:val="single" w:sz="4" w:space="0" w:color="000000"/>
@@ -3971,7 +3963,7 @@
         </w:tc>
         <w:tc>
           <w:tcPr>
-            <w:tcW w:w="4986" w:type="dxa"/>
+            <w:tcW w:w="4987" w:type="dxa"/>
             <w:tcBorders>
               <w:left w:val="single" w:sz="4" w:space="0" w:color="000000"/>
               <w:bottom w:val="single" w:sz="4" w:space="0" w:color="000000"/>
@@ -4025,7 +4017,7 @@
         </w:tc>
         <w:tc>
           <w:tcPr>
-            <w:tcW w:w="4986" w:type="dxa"/>
+            <w:tcW w:w="4987" w:type="dxa"/>
             <w:tcBorders>
               <w:left w:val="single" w:sz="4" w:space="0" w:color="000000"/>
               <w:bottom w:val="single" w:sz="4" w:space="0" w:color="000000"/>
@@ -4079,7 +4071,7 @@
         </w:tc>
         <w:tc>
           <w:tcPr>
-            <w:tcW w:w="4986" w:type="dxa"/>
+            <w:tcW w:w="4987" w:type="dxa"/>
             <w:tcBorders>
               <w:left w:val="single" w:sz="4" w:space="0" w:color="000000"/>
               <w:bottom w:val="single" w:sz="4" w:space="0" w:color="000000"/>
@@ -4133,7 +4125,7 @@
         </w:tc>
         <w:tc>
           <w:tcPr>
-            <w:tcW w:w="4986" w:type="dxa"/>
+            <w:tcW w:w="4987" w:type="dxa"/>
             <w:tcBorders>
               <w:left w:val="single" w:sz="4" w:space="0" w:color="000000"/>
               <w:bottom w:val="single" w:sz="4" w:space="0" w:color="000000"/>
@@ -4484,7 +4476,7 @@
     </w:rPr>
   </w:style>
   <w:style w:type="paragraph" w:styleId="Heading1">
-    <w:name w:val="Heading 1"/>
+    <w:name w:val="heading 1"/>
     <w:basedOn w:val="Heading"/>
     <w:next w:val="BodyText"/>
     <w:qFormat/>
@@ -4504,7 +4496,7 @@
     </w:rPr>
   </w:style>
   <w:style w:type="paragraph" w:styleId="Heading2">
-    <w:name w:val="Heading 2"/>
+    <w:name w:val="heading 2"/>
     <w:basedOn w:val="Heading"/>
     <w:next w:val="BodyText"/>
     <w:qFormat/>
@@ -4524,7 +4516,7 @@
     </w:rPr>
   </w:style>
   <w:style w:type="paragraph" w:styleId="Heading3">
-    <w:name w:val="Heading 3"/>
+    <w:name w:val="heading 3"/>
     <w:basedOn w:val="Heading"/>
     <w:next w:val="BodyText"/>
     <w:qFormat/>
@@ -4572,7 +4564,7 @@
     </w:rPr>
   </w:style>
   <w:style w:type="paragraph" w:styleId="Caption">
-    <w:name w:val="Caption"/>
+    <w:name w:val="caption"/>
     <w:basedOn w:val="Normal"/>
     <w:qFormat/>
     <w:pPr>
@@ -4632,37 +4624,37 @@
         <a:srgbClr val="000000"/>
       </a:dk1>
       <a:lt1>
-        <a:srgbClr val="ffffff"/>
+        <a:srgbClr val="FFFFFF"/>
       </a:lt1>
       <a:dk2>
         <a:srgbClr val="000000"/>
       </a:dk2>
       <a:lt2>
-        <a:srgbClr val="ffffff"/>
+        <a:srgbClr val="FFFFFF"/>
       </a:lt2>
       <a:accent1>
-        <a:srgbClr val="18a303"/>
+        <a:srgbClr val="18A303"/>
       </a:accent1>
       <a:accent2>
-        <a:srgbClr val="0369a3"/>
+        <a:srgbClr val="0369A3"/>
       </a:accent2>
       <a:accent3>
-        <a:srgbClr val="a33e03"/>
+        <a:srgbClr val="A33E03"/>
       </a:accent3>
       <a:accent4>
-        <a:srgbClr val="8e03a3"/>
+        <a:srgbClr val="8E03A3"/>
       </a:accent4>
       <a:accent5>
-        <a:srgbClr val="c99c00"/>
+        <a:srgbClr val="C99C00"/>
       </a:accent5>
       <a:accent6>
-        <a:srgbClr val="c9211e"/>
+        <a:srgbClr val="C9211E"/>
       </a:accent6>
       <a:hlink>
-        <a:srgbClr val="0000ee"/>
+        <a:srgbClr val="0000EE"/>
       </a:hlink>
       <a:folHlink>
-        <a:srgbClr val="551a8b"/>
+        <a:srgbClr val="551A8B"/>
       </a:folHlink>
     </a:clrScheme>
     <a:fontScheme name="Office">

--- a/Documents/bugriport.docx
+++ b/Documents/bugriport.docx
@@ -21,7 +21,7 @@
         <w:rPr>
           <w:lang w:val="hu-HU" w:eastAsia="zh-CN" w:bidi="hi-IN"/>
         </w:rPr>
-        <w:t>Drag &amp; Drop Todo webalkalmazás</w:t>
+        <w:t>Todo webalkalmazás</w:t>
       </w:r>
     </w:p>
     <w:p>
@@ -185,7 +185,7 @@
               <w:rPr>
                 <w:lang w:val="hu-HU" w:eastAsia="zh-CN" w:bidi="hi-IN"/>
               </w:rPr>
-              <w:t>Drag &amp; Drop Todo webalkalmazás</w:t>
+              <w:t>Todo webalkalmazás</w:t>
             </w:r>
           </w:p>
         </w:tc>
@@ -239,7 +239,13 @@
               <w:rPr>
                 <w:lang w:val="hu-HU" w:eastAsia="zh-CN" w:bidi="hi-IN"/>
               </w:rPr>
-              <w:t>1.1</w:t>
+              <w:t>1.</w:t>
+            </w:r>
+            <w:r>
+              <w:rPr>
+                <w:lang w:val="hu-HU" w:eastAsia="zh-CN" w:bidi="hi-IN"/>
+              </w:rPr>
+              <w:t>2</w:t>
             </w:r>
           </w:p>
         </w:tc>
@@ -293,7 +299,13 @@
               <w:rPr>
                 <w:lang w:val="hu-HU" w:eastAsia="zh-CN" w:bidi="hi-IN"/>
               </w:rPr>
-              <w:t>2026. október 05</w:t>
+              <w:t>2026. október 0</w:t>
+            </w:r>
+            <w:r>
+              <w:rPr>
+                <w:lang w:val="hu-HU" w:eastAsia="zh-CN" w:bidi="hi-IN"/>
+              </w:rPr>
+              <w:t>6</w:t>
             </w:r>
           </w:p>
         </w:tc>
@@ -381,7 +393,7 @@
         <w:rPr>
           <w:lang w:val="hu-HU" w:eastAsia="zh-CN" w:bidi="hi-IN"/>
         </w:rPr>
-        <w:t>A dokumentum célja. A Drag &amp; Drop Todo webalkalmazás működésének, felépítésének és ellenőrizhető követelményeinek részletes, beadásra kész leírása.</w:t>
+        <w:t>A dokumentum célja. A Todo webalkalmazás működésének, felépítésének és ellenőrizhető követelményeinek részletes, beadásra kész leírása.</w:t>
       </w:r>
       <w:r>
         <w:br w:type="page"/>
@@ -1377,6 +1389,7 @@
               <w:rPr>
                 <w:lang w:val="hu-HU" w:eastAsia="zh-CN" w:bidi="hi-IN"/>
               </w:rPr>
+              <w:t>0</w:t>
             </w:r>
           </w:p>
         </w:tc>
@@ -1430,6 +1443,7 @@
               <w:rPr>
                 <w:lang w:val="hu-HU" w:eastAsia="zh-CN" w:bidi="hi-IN"/>
               </w:rPr>
+              <w:t>0</w:t>
             </w:r>
           </w:p>
         </w:tc>
@@ -1483,6 +1497,7 @@
               <w:rPr>
                 <w:lang w:val="hu-HU" w:eastAsia="zh-CN" w:bidi="hi-IN"/>
               </w:rPr>
+              <w:t>2</w:t>
             </w:r>
           </w:p>
         </w:tc>
@@ -1536,6 +1551,7 @@
               <w:rPr>
                 <w:lang w:val="hu-HU" w:eastAsia="zh-CN" w:bidi="hi-IN"/>
               </w:rPr>
+              <w:t>0</w:t>
             </w:r>
           </w:p>
         </w:tc>
@@ -3396,13 +3412,12 @@
               <w:bidi w:val="0"/>
               <w:jc w:val="left"/>
               <w:rPr>
-                <w:color w:val="C9211E"/>
-                <w:lang w:val="hu-HU" w:eastAsia="zh-CN" w:bidi="hi-IN"/>
-              </w:rPr>
-            </w:pPr>
-            <w:r>
-              <w:rPr>
-                <w:color w:val="C9211E"/>
+                <w:color w:val="FF0000"/>
+              </w:rPr>
+            </w:pPr>
+            <w:r>
+              <w:rPr>
+                <w:color w:val="FF0000"/>
                 <w:lang w:val="hu-HU" w:eastAsia="zh-CN" w:bidi="hi-IN"/>
               </w:rPr>
               <w:t>Figyelmeztetés jelenik meg, funkcionálisn két megegyező indexelés: username és username_2</w:t>
@@ -3477,13 +3492,12 @@
               <w:bidi w:val="0"/>
               <w:jc w:val="left"/>
               <w:rPr>
-                <w:color w:val="C9211E"/>
-                <w:lang w:val="hu-HU" w:eastAsia="zh-CN" w:bidi="hi-IN"/>
-              </w:rPr>
-            </w:pPr>
-            <w:r>
-              <w:rPr>
-                <w:color w:val="C9211E"/>
+                <w:color w:val="FF0000"/>
+              </w:rPr>
+            </w:pPr>
+            <w:r>
+              <w:rPr>
+                <w:color w:val="FF0000"/>
                 <w:lang w:val="hu-HU" w:eastAsia="zh-CN" w:bidi="hi-IN"/>
               </w:rPr>
               <w:t>Felhasználó létrejön de a jelszó nem egyezik meg a megadottal</w:t>
@@ -3495,13 +3509,12 @@
               <w:bidi w:val="0"/>
               <w:jc w:val="left"/>
               <w:rPr>
-                <w:color w:val="C9211E"/>
-                <w:lang w:val="hu-HU" w:eastAsia="zh-CN" w:bidi="hi-IN"/>
-              </w:rPr>
-            </w:pPr>
-            <w:r>
-              <w:rPr>
-                <w:color w:val="C9211E"/>
+                <w:color w:val="FF0000"/>
+              </w:rPr>
+            </w:pPr>
+            <w:r>
+              <w:rPr>
+                <w:color w:val="FF0000"/>
                 <w:lang w:val="hu-HU" w:eastAsia="zh-CN" w:bidi="hi-IN"/>
               </w:rPr>
               <w:t>(kivéve ha a felhasználó a megadott jelszó első 64 karakterjét nem irja be)</w:t>

--- a/Documents/bugriport.docx
+++ b/Documents/bugriport.docx
@@ -245,7 +245,7 @@
               <w:rPr>
                 <w:lang w:val="hu-HU" w:eastAsia="zh-CN" w:bidi="hi-IN"/>
               </w:rPr>
-              <w:t>2</w:t>
+              <w:t>3</w:t>
             </w:r>
           </w:p>
         </w:tc>
@@ -299,13 +299,13 @@
               <w:rPr>
                 <w:lang w:val="hu-HU" w:eastAsia="zh-CN" w:bidi="hi-IN"/>
               </w:rPr>
-              <w:t>2026. október 0</w:t>
-            </w:r>
-            <w:r>
-              <w:rPr>
-                <w:lang w:val="hu-HU" w:eastAsia="zh-CN" w:bidi="hi-IN"/>
-              </w:rPr>
-              <w:t>6</w:t>
+              <w:t xml:space="preserve">2026. október </w:t>
+            </w:r>
+            <w:r>
+              <w:rPr>
+                <w:lang w:val="hu-HU" w:eastAsia="zh-CN" w:bidi="hi-IN"/>
+              </w:rPr>
+              <w:t>13</w:t>
             </w:r>
           </w:p>
         </w:tc>
@@ -1980,7 +1980,7 @@
               <w:rPr>
                 <w:lang w:val="hu-HU" w:eastAsia="zh-CN" w:bidi="hi-IN"/>
               </w:rPr>
-              <w:t>Javítva</w:t>
+              <w:t>Ellenőrizve</w:t>
             </w:r>
           </w:p>
         </w:tc>
@@ -2158,7 +2158,7 @@
               <w:rPr>
                 <w:lang w:val="hu-HU" w:eastAsia="zh-CN" w:bidi="hi-IN"/>
               </w:rPr>
-              <w:t>Javítva</w:t>
+              <w:t>Ellenőrizve</w:t>
             </w:r>
           </w:p>
         </w:tc>
@@ -2336,7 +2336,7 @@
               <w:rPr>
                 <w:lang w:val="hu-HU" w:eastAsia="zh-CN" w:bidi="hi-IN"/>
               </w:rPr>
-              <w:t>Új</w:t>
+              <w:t>Folyamatban</w:t>
             </w:r>
           </w:p>
         </w:tc>
@@ -2515,7 +2515,7 @@
               <w:rPr>
                 <w:lang w:val="hu-HU" w:eastAsia="zh-CN" w:bidi="hi-IN"/>
               </w:rPr>
-              <w:t>Javítva</w:t>
+              <w:t>Ellenőrizve</w:t>
             </w:r>
           </w:p>
         </w:tc>
@@ -2694,7 +2694,7 @@
               <w:rPr>
                 <w:lang w:val="hu-HU" w:eastAsia="zh-CN" w:bidi="hi-IN"/>
               </w:rPr>
-              <w:t>Javítva</w:t>
+              <w:t>Ellenőrizve</w:t>
             </w:r>
           </w:p>
         </w:tc>
@@ -2872,7 +2872,7 @@
               <w:rPr>
                 <w:lang w:val="hu-HU" w:eastAsia="zh-CN" w:bidi="hi-IN"/>
               </w:rPr>
-              <w:t>Új</w:t>
+              <w:t>Ellenőrizve</w:t>
             </w:r>
           </w:p>
         </w:tc>
@@ -3061,11 +3061,12 @@
               <w:bidi w:val="0"/>
               <w:jc w:val="left"/>
               <w:rPr>
-                <w:lang w:val="hu-HU" w:eastAsia="zh-CN" w:bidi="hi-IN"/>
-              </w:rPr>
-            </w:pPr>
-            <w:r>
-              <w:rPr>
+                <w:color w:val="000000"/>
+              </w:rPr>
+            </w:pPr>
+            <w:r>
+              <w:rPr>
+                <w:color w:val="000000"/>
                 <w:lang w:val="hu-HU" w:eastAsia="zh-CN" w:bidi="hi-IN"/>
               </w:rPr>
               <w:t>Login page → regisztráció → minden adat helyes kitöltése kivéve az email cím. Pl “asd@a”</w:t>
@@ -3087,11 +3088,12 @@
               <w:bidi w:val="0"/>
               <w:jc w:val="left"/>
               <w:rPr>
-                <w:lang w:val="hu-HU" w:eastAsia="zh-CN" w:bidi="hi-IN"/>
-              </w:rPr>
-            </w:pPr>
-            <w:r>
-              <w:rPr>
+                <w:color w:val="000000"/>
+              </w:rPr>
+            </w:pPr>
+            <w:r>
+              <w:rPr>
+                <w:color w:val="000000"/>
                 <w:lang w:val="hu-HU" w:eastAsia="zh-CN" w:bidi="hi-IN"/>
               </w:rPr>
               <w:t>Hibaüzenet jelenik meg, nem jön létre fiók</w:t>
@@ -3140,11 +3142,12 @@
               <w:bidi w:val="0"/>
               <w:jc w:val="left"/>
               <w:rPr>
-                <w:lang w:val="hu-HU" w:eastAsia="zh-CN" w:bidi="hi-IN"/>
-              </w:rPr>
-            </w:pPr>
-            <w:r>
-              <w:rPr>
+                <w:color w:val="000000"/>
+              </w:rPr>
+            </w:pPr>
+            <w:r>
+              <w:rPr>
+                <w:color w:val="000000"/>
                 <w:lang w:val="hu-HU" w:eastAsia="zh-CN" w:bidi="hi-IN"/>
               </w:rPr>
               <w:t>Login → kijelentkezés → böngésző elöző oldal visszatöltése</w:t>
@@ -3166,12 +3169,12 @@
               <w:bidi w:val="0"/>
               <w:jc w:val="left"/>
               <w:rPr>
-                <w:lang w:val="hu-HU" w:eastAsia="zh-CN" w:bidi="hi-IN"/>
-              </w:rPr>
-            </w:pPr>
-            <w:r>
-              <w:rPr>
-                <w:color w:val="FF0000"/>
+                <w:color w:val="000000"/>
+              </w:rPr>
+            </w:pPr>
+            <w:r>
+              <w:rPr>
+                <w:color w:val="000000"/>
                 <w:lang w:val="hu-HU" w:eastAsia="zh-CN" w:bidi="hi-IN"/>
               </w:rPr>
               <w:t xml:space="preserve">A todo oldal betölti a felhasználó feladatait </w:t>
@@ -3227,11 +3230,12 @@
               <w:bidi w:val="0"/>
               <w:jc w:val="left"/>
               <w:rPr>
-                <w:lang w:val="hu-HU" w:eastAsia="zh-CN" w:bidi="hi-IN"/>
-              </w:rPr>
-            </w:pPr>
-            <w:r>
-              <w:rPr>
+                <w:color w:val="000000"/>
+              </w:rPr>
+            </w:pPr>
+            <w:r>
+              <w:rPr>
+                <w:color w:val="000000"/>
                 <w:lang w:val="hu-HU" w:eastAsia="zh-CN" w:bidi="hi-IN"/>
               </w:rPr>
               <w:t>ToDo létrehozása → minden/elvégzett/kiválasztott ToDo törlése</w:t>
@@ -3253,15 +3257,22 @@
               <w:bidi w:val="0"/>
               <w:jc w:val="left"/>
               <w:rPr>
-                <w:lang w:val="hu-HU" w:eastAsia="zh-CN" w:bidi="hi-IN"/>
-              </w:rPr>
-            </w:pPr>
-            <w:r>
-              <w:rPr>
-                <w:color w:val="FF0000"/>
-                <w:lang w:val="hu-HU" w:eastAsia="zh-CN" w:bidi="hi-IN"/>
-              </w:rPr>
-              <w:t>Nincs megerősítő üzenet a tényleges törlés elött</w:t>
+                <w:color w:val="000000"/>
+              </w:rPr>
+            </w:pPr>
+            <w:r>
+              <w:rPr>
+                <w:color w:val="000000"/>
+                <w:lang w:val="hu-HU" w:eastAsia="zh-CN" w:bidi="hi-IN"/>
+              </w:rPr>
+              <w:t xml:space="preserve">Nincs megerősítő üzenet a tényleges törlés előtt, </w:t>
+            </w:r>
+            <w:r>
+              <w:rPr>
+                <w:color w:val="000000"/>
+                <w:lang w:val="hu-HU" w:eastAsia="zh-CN" w:bidi="hi-IN"/>
+              </w:rPr>
+              <w:t>csak ha az összes todot akarjuk törölni</w:t>
             </w:r>
           </w:p>
         </w:tc>
@@ -3307,11 +3318,12 @@
               <w:bidi w:val="0"/>
               <w:jc w:val="left"/>
               <w:rPr>
-                <w:lang w:val="hu-HU" w:eastAsia="zh-CN" w:bidi="hi-IN"/>
-              </w:rPr>
-            </w:pPr>
-            <w:r>
-              <w:rPr>
+                <w:color w:val="000000"/>
+              </w:rPr>
+            </w:pPr>
+            <w:r>
+              <w:rPr>
+                <w:color w:val="000000"/>
                 <w:lang w:val="hu-HU" w:eastAsia="zh-CN" w:bidi="hi-IN"/>
               </w:rPr>
               <w:t>ToDo név “      ”megadása → ToDo hozzáadása.</w:t>
@@ -3333,11 +3345,12 @@
               <w:bidi w:val="0"/>
               <w:jc w:val="left"/>
               <w:rPr>
-                <w:lang w:val="hu-HU" w:eastAsia="zh-CN" w:bidi="hi-IN"/>
-              </w:rPr>
-            </w:pPr>
-            <w:r>
-              <w:rPr>
+                <w:color w:val="000000"/>
+              </w:rPr>
+            </w:pPr>
+            <w:r>
+              <w:rPr>
+                <w:color w:val="000000"/>
                 <w:lang w:val="hu-HU" w:eastAsia="zh-CN" w:bidi="hi-IN"/>
               </w:rPr>
               <w:t>Hibaüzenet megjelenik</w:t>
@@ -3386,11 +3399,12 @@
               <w:bidi w:val="0"/>
               <w:jc w:val="left"/>
               <w:rPr>
-                <w:lang w:val="hu-HU" w:eastAsia="zh-CN" w:bidi="hi-IN"/>
-              </w:rPr>
-            </w:pPr>
-            <w:r>
-              <w:rPr>
+                <w:color w:val="000000"/>
+              </w:rPr>
+            </w:pPr>
+            <w:r>
+              <w:rPr>
+                <w:color w:val="000000"/>
                 <w:lang w:val="hu-HU" w:eastAsia="zh-CN" w:bidi="hi-IN"/>
               </w:rPr>
               <w:t>Localhostphpmyadmin → todo adatbázis → structure → indexes</w:t>
@@ -3412,12 +3426,12 @@
               <w:bidi w:val="0"/>
               <w:jc w:val="left"/>
               <w:rPr>
-                <w:color w:val="FF0000"/>
-              </w:rPr>
-            </w:pPr>
-            <w:r>
-              <w:rPr>
-                <w:color w:val="FF0000"/>
+                <w:color w:val="000000"/>
+              </w:rPr>
+            </w:pPr>
+            <w:r>
+              <w:rPr>
+                <w:color w:val="000000"/>
                 <w:lang w:val="hu-HU" w:eastAsia="zh-CN" w:bidi="hi-IN"/>
               </w:rPr>
               <w:t>Figyelmeztetés jelenik meg, funkcionálisn két megegyező indexelés: username és username_2</w:t>
@@ -3466,11 +3480,12 @@
               <w:bidi w:val="0"/>
               <w:jc w:val="left"/>
               <w:rPr>
-                <w:lang w:val="hu-HU" w:eastAsia="zh-CN" w:bidi="hi-IN"/>
-              </w:rPr>
-            </w:pPr>
-            <w:r>
-              <w:rPr>
+                <w:color w:val="000000"/>
+              </w:rPr>
+            </w:pPr>
+            <w:r>
+              <w:rPr>
+                <w:color w:val="000000"/>
                 <w:lang w:val="hu-HU" w:eastAsia="zh-CN" w:bidi="hi-IN"/>
               </w:rPr>
               <w:t>Login page → registration page → user adatok helyes megadása kivéve jelszó → 64 karakternél nagyobb jelszó megadása</w:t>
@@ -3492,12 +3507,12 @@
               <w:bidi w:val="0"/>
               <w:jc w:val="left"/>
               <w:rPr>
-                <w:color w:val="FF0000"/>
-              </w:rPr>
-            </w:pPr>
-            <w:r>
-              <w:rPr>
-                <w:color w:val="FF0000"/>
+                <w:color w:val="000000"/>
+              </w:rPr>
+            </w:pPr>
+            <w:r>
+              <w:rPr>
+                <w:color w:val="000000"/>
                 <w:lang w:val="hu-HU" w:eastAsia="zh-CN" w:bidi="hi-IN"/>
               </w:rPr>
               <w:t>Felhasználó létrejön de a jelszó nem egyezik meg a megadottal</w:t>
@@ -3509,12 +3524,12 @@
               <w:bidi w:val="0"/>
               <w:jc w:val="left"/>
               <w:rPr>
-                <w:color w:val="FF0000"/>
-              </w:rPr>
-            </w:pPr>
-            <w:r>
-              <w:rPr>
-                <w:color w:val="FF0000"/>
+                <w:color w:val="000000"/>
+              </w:rPr>
+            </w:pPr>
+            <w:r>
+              <w:rPr>
+                <w:color w:val="000000"/>
                 <w:lang w:val="hu-HU" w:eastAsia="zh-CN" w:bidi="hi-IN"/>
               </w:rPr>
               <w:t>(kivéve ha a felhasználó a megadott jelszó első 64 karakterjét nem irja be)</w:t>
